--- a/entregables/revision_interna/REVISION_EVACUACION_Y_SENALIZACION_HOGAR_REFUGIO.docx
+++ b/entregables/revision_interna/REVISION_EVACUACION_Y_SENALIZACION_HOGAR_REFUGIO.docx
@@ -1086,112 +1086,7 @@
                 <w:i w:val="0"/>
                 <w:sz w:val="17"/>
               </w:rPr>
-              <w:t>Señal de servicios higiénicos mixto</w:t>
-            </w:r>
-          </w:p>
-        </w:tc>
-        <w:tc>
-          <w:tcPr>
-            <w:tcW w:type="dxa" w:w="1134"/>
-            <w:vAlign w:val="center"/>
-          </w:tcPr>
-          <w:p>
-            <w:pPr>
-              <w:spacing w:after="20" w:before="20"/>
-              <w:jc w:val="center"/>
-            </w:pPr>
-            <w:r>
-              <w:rPr>
-                <w:b w:val="0"/>
-                <w:i w:val="0"/>
-                <w:sz w:val="17"/>
-              </w:rPr>
-              <w:t>20</w:t>
-            </w:r>
-          </w:p>
-        </w:tc>
-        <w:tc>
-          <w:tcPr>
-            <w:tcW w:type="dxa" w:w="1247"/>
-            <w:vAlign w:val="center"/>
-          </w:tcPr>
-          <w:p>
-            <w:pPr>
-              <w:spacing w:after="20" w:before="20"/>
-              <w:jc w:val="center"/>
-            </w:pPr>
-            <w:r>
-              <w:rPr>
-                <w:b w:val="0"/>
-                <w:i w:val="0"/>
-                <w:sz w:val="17"/>
-              </w:rPr>
-              <w:t>20</w:t>
-            </w:r>
-          </w:p>
-        </w:tc>
-        <w:tc>
-          <w:tcPr>
-            <w:tcW w:type="dxa" w:w="1474"/>
-            <w:vAlign w:val="center"/>
-          </w:tcPr>
-          <w:p>
-            <w:pPr>
-              <w:spacing w:after="20" w:before="20"/>
-              <w:jc w:val="center"/>
-            </w:pPr>
-            <w:r>
-              <w:rPr>
-                <w:b w:val="0"/>
-                <w:i w:val="0"/>
-                <w:sz w:val="17"/>
-              </w:rPr>
-              <w:t>conforme</w:t>
-            </w:r>
-          </w:p>
-        </w:tc>
-      </w:tr>
-      <w:tr>
-        <w:trPr>
-          <w:cantSplit/>
-        </w:trPr>
-        <w:tc>
-          <w:tcPr>
-            <w:tcW w:type="dxa" w:w="794"/>
-            <w:vAlign w:val="center"/>
-          </w:tcPr>
-          <w:p>
-            <w:pPr>
-              <w:spacing w:after="20" w:before="20"/>
-              <w:jc w:val="center"/>
-            </w:pPr>
-            <w:r>
-              <w:rPr>
-                <w:b w:val="0"/>
-                <w:i w:val="0"/>
-                <w:sz w:val="17"/>
-              </w:rPr>
-              <w:t>04.03</w:t>
-            </w:r>
-          </w:p>
-        </w:tc>
-        <w:tc>
-          <w:tcPr>
-            <w:tcW w:type="dxa" w:w="4989"/>
-            <w:vAlign w:val="center"/>
-          </w:tcPr>
-          <w:p>
-            <w:pPr>
-              <w:spacing w:after="20" w:before="20"/>
-              <w:jc w:val="left"/>
-            </w:pPr>
-            <w:r>
-              <w:rPr>
-                <w:b w:val="0"/>
-                <w:i w:val="0"/>
-                <w:sz w:val="17"/>
-              </w:rPr>
-              <w:t>Señal de servicios higiénicos mujer</w:t>
+              <w:t>Señal de servicios higiénicos mujeres</w:t>
             </w:r>
           </w:p>
         </w:tc>
@@ -1231,7 +1126,7 @@
                 <w:i w:val="0"/>
                 <w:sz w:val="17"/>
               </w:rPr>
-              <w:t>3</w:t>
+              <w:t>23</w:t>
             </w:r>
           </w:p>
         </w:tc>
@@ -1251,7 +1146,7 @@
                 <w:i w:val="0"/>
                 <w:sz w:val="17"/>
               </w:rPr>
-              <w:t>conforme</w:t>
+              <w:t>+20</w:t>
             </w:r>
           </w:p>
         </w:tc>
@@ -1276,7 +1171,7 @@
                 <w:i w:val="0"/>
                 <w:sz w:val="17"/>
               </w:rPr>
-              <w:t>04.04</w:t>
+              <w:t>04.03</w:t>
             </w:r>
           </w:p>
         </w:tc>
@@ -1381,7 +1276,7 @@
                 <w:i w:val="0"/>
                 <w:sz w:val="17"/>
               </w:rPr>
-              <w:t>04.05</w:t>
+              <w:t>04.04</w:t>
             </w:r>
           </w:p>
         </w:tc>
@@ -1840,7 +1735,7 @@
                 <w:i w:val="0"/>
                 <w:sz w:val="17"/>
               </w:rPr>
-              <w:t>677</w:t>
+              <w:t>657</w:t>
             </w:r>
           </w:p>
         </w:tc>
@@ -3331,14 +3226,14 @@
                 <w:i w:val="0"/>
                 <w:sz w:val="16"/>
               </w:rPr>
-              <w:t>3</w:t>
+              <w:t>23</w:t>
             </w:r>
           </w:p>
         </w:tc>
         <w:tc>
           <w:tcPr>
             <w:tcW w:type="dxa" w:w="1361"/>
-            <w:shd w:val="clear" w:color="auto" w:fill="E2EFDA"/>
+            <w:shd w:val="clear" w:color="auto" w:fill="F8CBAD"/>
             <w:vAlign w:val="center"/>
           </w:tcPr>
           <w:p>
@@ -3352,7 +3247,7 @@
                 <w:i w:val="0"/>
                 <w:sz w:val="16"/>
               </w:rPr>
-              <w:t>bien</w:t>
+              <w:t>revisar</w:t>
             </w:r>
           </w:p>
         </w:tc>
@@ -3457,7 +3352,7 @@
                 <w:i w:val="0"/>
                 <w:sz w:val="16"/>
               </w:rPr>
-              <w:t>20</w:t>
+              <w:t>0</w:t>
             </w:r>
           </w:p>
         </w:tc>
@@ -4140,7 +4035,7 @@
           <w:i w:val="0"/>
           <w:sz w:val="22"/>
         </w:rPr>
-        <w:t>Están bien (total y reparto por edificación iguales a la planta): salida, zona segura, dirección de evacuación, aforo, pintura de zonas de evacuación, señal de extintor y extintor PQS de 9 kg, luces de emergencia, SS.HH. hombres y mujeres, y riesgo eléctrico (total igual a las 39 imágenes; su reparto no se puede comprobar en el DXF y se toma el de ese metrado). Hay que corregir:</w:t>
+        <w:t>Están bien (total y reparto por edificación iguales a la planta): salida, zona segura, dirección de evacuación, aforo, pintura de zonas de evacuación, señal de extintor y extintor PQS de 9 kg, luces de emergencia, SS.HH. hombres, y riesgo eléctrico (total igual a las 39 imágenes; su reparto no se puede comprobar en el DXF y se toma el de ese metrado). Hay que corregir:</w:t>
       </w:r>
     </w:p>
     <w:p>
@@ -4154,7 +4049,7 @@
           <w:b w:val="0"/>
           <w:i w:val="0"/>
         </w:rPr>
-        <w:t>•  SS.HH. mixtos: en HR sale 0 porque la celda E26 enlaza a HD!K107 (vacía) en vez de HD!K112; además el desagregado suma 19 y en el plano hay 20 (falta la de la garita de control, junto al ingreso).</w:t>
+        <w:t>•  SS.HH. mixtos y mujeres: el hogar es solo para mujeres, así que no hay SS.HH. mixtos; las 20 señales "mixto" del plano (en HD 19: falta la de la garita) van en SS.HH. mujeres, que suma 3 + 20 = 23. Además, en HR los mixtos salen 0 porque la celda E26 enlaza a HD!K107 (vacía) en vez de HD!K112.</w:t>
       </w:r>
     </w:p>
     <w:p>
@@ -4602,6 +4497,91 @@
                 <w:i w:val="0"/>
                 <w:sz w:val="16"/>
               </w:rPr>
+              <w:t>SS.HH. mixto</w:t>
+            </w:r>
+          </w:p>
+        </w:tc>
+        <w:tc>
+          <w:tcPr>
+            <w:tcW w:type="dxa" w:w="4147"/>
+            <w:vAlign w:val="center"/>
+          </w:tcPr>
+          <w:p>
+            <w:pPr>
+              <w:spacing w:after="20" w:before="20"/>
+              <w:jc w:val="left"/>
+            </w:pPr>
+            <w:r>
+              <w:rPr>
+                <w:b w:val="0"/>
+                <w:i w:val="0"/>
+                <w:sz w:val="16"/>
+              </w:rPr>
+              <w:t>La planta tiene 20 señales de SS.HH. “mixto” (E-01: 1, E-06: 3, E-07: 11, E-08: 4, EXT: 1; EXT = garita de control), pero el hogar es solo para mujeres víctimas de violencia: no hay servicios higiénicos mixtos.</w:t>
+            </w:r>
+          </w:p>
+        </w:tc>
+        <w:tc>
+          <w:tcPr>
+            <w:tcW w:type="dxa" w:w="3393"/>
+            <w:vAlign w:val="center"/>
+          </w:tcPr>
+          <w:p>
+            <w:pPr>
+              <w:spacing w:after="20" w:before="20"/>
+              <w:jc w:val="left"/>
+            </w:pPr>
+            <w:r>
+              <w:rPr>
+                <w:b w:val="0"/>
+                <w:i w:val="0"/>
+                <w:sz w:val="16"/>
+              </w:rPr>
+              <w:t>Cambiar las 20 señales por la de SS.HH. mujeres y la leyenda: SS.HH. mujeres 23, sin fila de mixto (así están el metrado, la memoria y las especificaciones).</w:t>
+            </w:r>
+          </w:p>
+        </w:tc>
+      </w:tr>
+      <w:tr>
+        <w:trPr>
+          <w:cantSplit/>
+        </w:trPr>
+        <w:tc>
+          <w:tcPr>
+            <w:tcW w:type="dxa" w:w="510"/>
+            <w:vAlign w:val="center"/>
+          </w:tcPr>
+          <w:p>
+            <w:pPr>
+              <w:spacing w:after="20" w:before="20"/>
+              <w:jc w:val="center"/>
+            </w:pPr>
+            <w:r>
+              <w:rPr>
+                <w:b w:val="0"/>
+                <w:i w:val="0"/>
+                <w:sz w:val="16"/>
+              </w:rPr>
+              <w:t>4</w:t>
+            </w:r>
+          </w:p>
+        </w:tc>
+        <w:tc>
+          <w:tcPr>
+            <w:tcW w:type="dxa" w:w="1587"/>
+            <w:vAlign w:val="center"/>
+          </w:tcPr>
+          <w:p>
+            <w:pPr>
+              <w:spacing w:after="20" w:before="20"/>
+              <w:jc w:val="left"/>
+            </w:pPr>
+            <w:r>
+              <w:rPr>
+                <w:b w:val="0"/>
+                <w:i w:val="0"/>
+                <w:sz w:val="16"/>
+              </w:rPr>
               <w:t>Zona segura en caso de sismo</w:t>
             </w:r>
           </w:p>
@@ -4667,7 +4647,7 @@
                 <w:i w:val="0"/>
                 <w:sz w:val="16"/>
               </w:rPr>
-              <w:t>4</w:t>
+              <w:t>5</w:t>
             </w:r>
           </w:p>
         </w:tc>
@@ -4752,7 +4732,7 @@
                 <w:i w:val="0"/>
                 <w:sz w:val="16"/>
               </w:rPr>
-              <w:t>5</w:t>
+              <w:t>6</w:t>
             </w:r>
           </w:p>
         </w:tc>
@@ -4837,7 +4817,7 @@
                 <w:i w:val="0"/>
                 <w:sz w:val="16"/>
               </w:rPr>
-              <w:t>6</w:t>
+              <w:t>7</w:t>
             </w:r>
           </w:p>
         </w:tc>
@@ -4922,7 +4902,7 @@
                 <w:i w:val="0"/>
                 <w:sz w:val="16"/>
               </w:rPr>
-              <w:t>7</w:t>
+              <w:t>8</w:t>
             </w:r>
           </w:p>
         </w:tc>
@@ -5007,7 +4987,7 @@
                 <w:i w:val="0"/>
                 <w:sz w:val="16"/>
               </w:rPr>
-              <w:t>8</w:t>
+              <w:t>9</w:t>
             </w:r>
           </w:p>
         </w:tc>
@@ -5092,7 +5072,7 @@
                 <w:i w:val="0"/>
                 <w:sz w:val="16"/>
               </w:rPr>
-              <w:t>9</w:t>
+              <w:t>10</w:t>
             </w:r>
           </w:p>
         </w:tc>
@@ -5177,7 +5157,7 @@
                 <w:i w:val="0"/>
                 <w:sz w:val="16"/>
               </w:rPr>
-              <w:t>10</w:t>
+              <w:t>11</w:t>
             </w:r>
           </w:p>
         </w:tc>
@@ -5262,7 +5242,7 @@
                 <w:i w:val="0"/>
                 <w:sz w:val="16"/>
               </w:rPr>
-              <w:t>11</w:t>
+              <w:t>12</w:t>
             </w:r>
           </w:p>
         </w:tc>
@@ -5347,7 +5327,7 @@
                 <w:i w:val="0"/>
                 <w:sz w:val="16"/>
               </w:rPr>
-              <w:t>12</w:t>
+              <w:t>13</w:t>
             </w:r>
           </w:p>
         </w:tc>
@@ -5432,7 +5412,7 @@
                 <w:i w:val="0"/>
                 <w:sz w:val="16"/>
               </w:rPr>
-              <w:t>13</w:t>
+              <w:t>14</w:t>
             </w:r>
           </w:p>
         </w:tc>
@@ -5517,7 +5497,7 @@
                 <w:i w:val="0"/>
                 <w:sz w:val="16"/>
               </w:rPr>
-              <w:t>14</w:t>
+              <w:t>15</w:t>
             </w:r>
           </w:p>
         </w:tc>
@@ -5602,7 +5582,7 @@
                 <w:i w:val="0"/>
                 <w:sz w:val="16"/>
               </w:rPr>
-              <w:t>15</w:t>
+              <w:t>16</w:t>
             </w:r>
           </w:p>
         </w:tc>
@@ -5687,7 +5667,7 @@
                 <w:i w:val="0"/>
                 <w:sz w:val="16"/>
               </w:rPr>
-              <w:t>16</w:t>
+              <w:t>17</w:t>
             </w:r>
           </w:p>
         </w:tc>
@@ -5772,7 +5752,7 @@
                 <w:i w:val="0"/>
                 <w:sz w:val="16"/>
               </w:rPr>
-              <w:t>17</w:t>
+              <w:t>18</w:t>
             </w:r>
           </w:p>
         </w:tc>
@@ -5857,7 +5837,7 @@
                 <w:i w:val="0"/>
                 <w:sz w:val="16"/>
               </w:rPr>
-              <w:t>18</w:t>
+              <w:t>19</w:t>
             </w:r>
           </w:p>
         </w:tc>
@@ -5942,7 +5922,7 @@
                 <w:i w:val="0"/>
                 <w:sz w:val="16"/>
               </w:rPr>
-              <w:t>19</w:t>
+              <w:t>20</w:t>
             </w:r>
           </w:p>
         </w:tc>
@@ -6027,7 +6007,7 @@
                 <w:i w:val="0"/>
                 <w:sz w:val="16"/>
               </w:rPr>
-              <w:t>20</w:t>
+              <w:t>21</w:t>
             </w:r>
           </w:p>
         </w:tc>

--- a/entregables/revision_interna/REVISION_EVACUACION_Y_SENALIZACION_HOGAR_REFUGIO.docx
+++ b/entregables/revision_interna/REVISION_EVACUACION_Y_SENALIZACION_HOGAR_REFUGIO.docx
@@ -5112,7 +5112,7 @@
                 <w:i w:val="0"/>
                 <w:sz w:val="16"/>
               </w:rPr>
-              <w:t>La señal no es un bloque: es una imagen pegada (OLE). El DXF guarda solo su tamaño, no su posición, por lo que no se puede ubicar ni asignar a cada edificación. En el espacio modelo hay 39 imágenes iguales (0.90 x 1.36 m); la leyenda indica 38.</w:t>
+              <w:t>La señal no es un bloque: es una imagen pegada (OLE), que el DXF guarda sin su posición. Con el PDF de la lámina se ubicaron las 39 imágenes de la planta (E-01: 8, E-02: 2, E-03: 2, E-04: 5, E-05: 3, E-06: 6, E-07: 6, E-08: 6, E-09: 1); la leyenda indica 38.</w:t>
             </w:r>
           </w:p>
         </w:tc>
@@ -5132,7 +5132,7 @@
                 <w:i w:val="0"/>
                 <w:sz w:val="16"/>
               </w:rPr>
-              <w:t>Reemplazar las imágenes por un bloque de señal (así se cuentan y ubican) y confirmar la cantidad: el metrado toma las 39 imágenes; si una es copia sobrante, bajar a 38 en el metrado y en la leyenda.</w:t>
+              <w:t>Corregir la leyenda a 39 y reemplazar las imágenes por un bloque de señal, para que se cuenten y ubiquen en el DXF.</w:t>
             </w:r>
           </w:p>
         </w:tc>
@@ -6574,7 +6574,7 @@
           <w:i w:val="0"/>
           <w:sz w:val="22"/>
         </w:rPr>
-        <w:t>Cada círculo de color marca un símbolo contado en el metrado (las señales de riesgo eléctrico no se pueden marcar porque el DXF no trae su posición):</w:t>
+        <w:t>Cada círculo de color marca un símbolo contado en el metrado; las señales de riesgo eléctrico se ubicaron con el PDF de la lámina:</w:t>
       </w:r>
     </w:p>
     <w:p>
